--- a/docs/documentos/04 Herramientas de lectura de placas.docx
+++ b/docs/documentos/04 Herramientas de lectura de placas.docx
@@ -215,41 +215,6 @@
           <w:sz w:val="24"/>
         </w:rPr>
         <w:t>Comparación de Herramientas de Lectura Automática de Placas (LPR)</w:t>
-      </w:r>
-    </w:p>
-    <w:p>
-      <w:pPr>
-        <w:keepNext/>
-        <w:widowControl/>
-        <w:spacing w:lineRule="auto" w:line="480" w:before="0" w:after="0"/>
-        <w:jc w:val="left"/>
-      </w:pPr>
-      <w:r>
-        <w:rPr>
-          <w:rFonts w:ascii="Times New Roman" w:hAnsi="Times New Roman" w:cs="Times New Roman" w:eastAsia="Times New Roman"/>
-          <w:b/>
-          <w:i w:val="0"/>
-          <w:sz w:val="24"/>
-        </w:rPr>
-        <w:t>Nota de alcance</w:t>
-      </w:r>
-    </w:p>
-    <w:p>
-      <w:pPr>
-        <w:keepNext w:val="0"/>
-        <w:widowControl/>
-        <w:spacing w:lineRule="auto" w:line="480" w:before="0" w:after="0"/>
-        <w:ind w:firstLine="720"/>
-        <w:jc w:val="left"/>
-      </w:pPr>
-      <w:r>
-        <w:rPr>
-          <w:rFonts w:ascii="Times New Roman" w:hAnsi="Times New Roman" w:cs="Times New Roman" w:eastAsia="Times New Roman"/>
-          <w:b w:val="0"/>
-          <w:i w:val="0"/>
-          <w:sz w:val="24"/>
-        </w:rPr>
-        <w:t>El cliente, el conjunto «Robles del Norte P.H.» y todas las cifras de este documento son ficticios: no hubo entrevistas ni observaciones con personas reales. Lo que se dice del cliente es una hipótesis de trabajo. El equipo usó Claude (Anthropic) como apoyo; las decisiones y la revisión final son del equipo y del docente.</w:t>
       </w:r>
     </w:p>
     <w:p>
@@ -1873,7 +1838,7 @@
           <w:i w:val="0"/>
           <w:sz w:val="24"/>
         </w:rPr>
-        <w:t>Para el prototipo académico no se necesita LPR: el simulador y el prototipo con Arduino identifican por tarjeta o por placa digitada. La lectura de placas queda como mejora futura; si se adoptara, la elección dependería de una prueba con imágenes propias, del presupuesto y de la licencia. Esta recomendación es del equipo y no ha sido validada con el docente.</w:t>
+        <w:t>Para esta versión del sistema no se necesita LPR: el simulador y el prototipo con Arduino identifican por tarjeta o por placa digitada. La lectura de placas queda como mejora futura; si se adoptara, la elección dependería de una prueba con imágenes propias, del presupuesto y de la licencia. Esta recomendación es del equipo y no ha sido validada con el docente.</w:t>
       </w:r>
     </w:p>
     <w:p>

--- a/docs/documentos/04 Herramientas de lectura de placas.docx
+++ b/docs/documentos/04 Herramientas de lectura de placas.docx
@@ -1838,7 +1838,7 @@
           <w:i w:val="0"/>
           <w:sz w:val="24"/>
         </w:rPr>
-        <w:t>Para esta versión del sistema no se necesita LPR: el simulador y el prototipo con Arduino identifican por tarjeta o por placa digitada. La lectura de placas queda como mejora futura; si se adoptara, la elección dependería de una prueba con imágenes propias, del presupuesto y de la licencia. Esta recomendación es del equipo y no ha sido validada con el docente.</w:t>
+        <w:t>Para esta versión no se adoptó ninguna de las tres herramientas comerciales. El simulador y el prototipo con Arduino identifican por tarjeta o por placa digitada, y el sistema Python incluye un lector de placas propio con EasyOCR (gratuito) que permite leer la placa con una cámara y confirmarla con el guarda. Su exactitud todavía no se ha medido con fotos reales; si se necesitara más precisión, la elección entre estas herramientas dependería de la prueba descrita arriba, del presupuesto y de la licencia.</w:t>
       </w:r>
     </w:p>
     <w:p>
